--- a/template.docx
+++ b/template.docx
@@ -142,16 +142,6 @@
           <w:rFonts w:ascii="Lato" w:hAnsi="Lato" w:cstheme="minorHAnsi"/>
           <w:b/>
           <w:bCs/>
-          <w:sz w:val="20"/>
-          <w:szCs w:val="30"/>
-        </w:rPr>
-        <w:tab/>
-      </w:r>
-      <w:r>
-        <w:rPr>
-          <w:rFonts w:ascii="Lato" w:hAnsi="Lato" w:cstheme="minorHAnsi"/>
-          <w:b/>
-          <w:bCs/>
           <w:sz w:val="30"/>
           <w:szCs w:val="30"/>
         </w:rPr>
@@ -244,14 +234,14 @@
       </w:tblPr>
       <w:tblGrid>
         <w:gridCol w:w="12"/>
-        <w:gridCol w:w="2659"/>
-        <w:gridCol w:w="739"/>
+        <w:gridCol w:w="2730"/>
+        <w:gridCol w:w="668"/>
         <w:gridCol w:w="641"/>
         <w:gridCol w:w="1177"/>
         <w:gridCol w:w="569"/>
         <w:gridCol w:w="1164"/>
-        <w:gridCol w:w="1238"/>
-        <w:gridCol w:w="2693"/>
+        <w:gridCol w:w="1164"/>
+        <w:gridCol w:w="2767"/>
       </w:tblGrid>
       <w:tr>
         <w:trPr>
@@ -517,6 +507,15 @@
                 <w:sz w:val="18"/>
                 <w:szCs w:val="18"/>
               </w:rPr>
+              <w:t xml:space="preserve"> “Relatório”</w:t>
+            </w:r>
+            <w:r>
+              <w:rPr>
+                <w:rFonts w:ascii="Lato" w:hAnsi="Lato"/>
+                <w:bCs/>
+                <w:sz w:val="18"/>
+                <w:szCs w:val="18"/>
+              </w:rPr>
               <w:t xml:space="preserve"> </w:t>
             </w:r>
             <w:r>
@@ -527,24 +526,6 @@
                 <w:szCs w:val="18"/>
               </w:rPr>
               <w:t xml:space="preserve"> </w:t>
-            </w:r>
-            <w:r>
-              <w:rPr>
-                <w:rFonts w:ascii="Lato" w:hAnsi="Lato"/>
-                <w:bCs/>
-                <w:sz w:val="18"/>
-                <w:szCs w:val="18"/>
-              </w:rPr>
-              <w:t>68430204-</w:t>
-            </w:r>
-            <w:r>
-              <w:rPr>
-                <w:rFonts w:ascii="Lato" w:hAnsi="Lato"/>
-                <w:bCs/>
-                <w:sz w:val="18"/>
-                <w:szCs w:val="18"/>
-              </w:rPr>
-              <w:t>32</w:t>
             </w:r>
           </w:p>
         </w:tc>
@@ -623,22 +604,65 @@
                 <w:sz w:val="18"/>
                 <w:szCs w:val="18"/>
               </w:rPr>
-              <w:t xml:space="preserve">): </w:t>
+              <w:t>):</w:t>
             </w:r>
             <w:r>
               <w:rPr>
                 <w:rFonts w:ascii="Lato" w:hAnsi="Lato" w:cstheme="minorHAnsi"/>
-                <w:b/>
+                <w:i/>
                 <w:iCs/>
                 <w:color w:val="FFFFFF" w:themeColor="background1"/>
                 <w:sz w:val="18"/>
                 <w:szCs w:val="18"/>
               </w:rPr>
-              <w:t xml:space="preserve">DOF SUBSEA BRASIL SERVIÇOS LTDA </w:t>
-            </w:r>
-            <w:r>
+              <w:t xml:space="preserve"> “</w:t>
+            </w:r>
+            <w:proofErr w:type="gramStart"/>
+            <w:r>
+              <w:rPr>
+                <w:rFonts w:ascii="Lato" w:hAnsi="Lato" w:cstheme="minorHAnsi"/>
+                <w:i/>
+                <w:iCs/>
+                <w:color w:val="FFFFFF" w:themeColor="background1"/>
+                <w:sz w:val="18"/>
+                <w:szCs w:val="18"/>
+              </w:rPr>
+              <w:t>Cliente”</w:t>
+            </w:r>
+            <w:r>
+              <w:rPr>
+                <w:rFonts w:ascii="Lato" w:hAnsi="Lato" w:cstheme="minorHAnsi"/>
+                <w:i/>
+                <w:iCs/>
+                <w:color w:val="FFFFFF" w:themeColor="background1"/>
+                <w:sz w:val="18"/>
+                <w:szCs w:val="18"/>
+              </w:rPr>
               <w:t xml:space="preserve"> </w:t>
             </w:r>
+            <w:r>
+              <w:rPr>
+                <w:rFonts w:ascii="Lato" w:hAnsi="Lato" w:cstheme="minorHAnsi"/>
+                <w:b/>
+                <w:iCs/>
+                <w:color w:val="FFFFFF" w:themeColor="background1"/>
+                <w:sz w:val="18"/>
+                <w:szCs w:val="18"/>
+              </w:rPr>
+              <w:t xml:space="preserve"> </w:t>
+            </w:r>
+            <w:r>
+              <w:rPr>
+                <w:rFonts w:ascii="Lato" w:hAnsi="Lato" w:cstheme="minorHAnsi"/>
+                <w:b/>
+                <w:iCs/>
+                <w:color w:val="FFFFFF" w:themeColor="background1"/>
+                <w:sz w:val="18"/>
+                <w:szCs w:val="18"/>
+              </w:rPr>
+              <w:t xml:space="preserve"> </w:t>
+            </w:r>
+            <w:proofErr w:type="gramEnd"/>
           </w:p>
         </w:tc>
         <w:tc>
@@ -769,99 +793,140 @@
                 <w:szCs w:val="18"/>
                 <w:lang w:val="en-US"/>
               </w:rPr>
-              <w:t>(Local of the Test):</w:t>
-            </w:r>
-            <w:r>
-              <w:rPr>
-                <w:lang w:val="en-CA"/>
+              <w:t xml:space="preserve">(Local of the Test): </w:t>
+            </w:r>
+            <w:r>
+              <w:rPr>
+                <w:rFonts w:ascii="Lato" w:hAnsi="Lato"/>
+                <w:bCs/>
+                <w:i/>
+                <w:iCs/>
+                <w:sz w:val="18"/>
+                <w:szCs w:val="18"/>
+                <w:lang w:val="en-US"/>
+              </w:rPr>
+              <w:t>“</w:t>
+            </w:r>
+            <w:proofErr w:type="spellStart"/>
+            <w:r>
+              <w:rPr>
+                <w:rFonts w:ascii="Lato" w:hAnsi="Lato"/>
+                <w:bCs/>
+                <w:i/>
+                <w:iCs/>
+                <w:sz w:val="18"/>
+                <w:szCs w:val="18"/>
+                <w:lang w:val="en-US"/>
+              </w:rPr>
+              <w:t>Embarcação</w:t>
+            </w:r>
+            <w:proofErr w:type="spellEnd"/>
+            <w:r>
+              <w:rPr>
+                <w:rFonts w:ascii="Lato" w:hAnsi="Lato"/>
+                <w:bCs/>
+                <w:i/>
+                <w:iCs/>
+                <w:sz w:val="18"/>
+                <w:szCs w:val="18"/>
+                <w:lang w:val="en-US"/>
+              </w:rPr>
+              <w:t>”</w:t>
+            </w:r>
+          </w:p>
+          <w:p>
+            <w:pPr>
+              <w:rPr>
+                <w:rFonts w:ascii="Lato" w:hAnsi="Lato"/>
+                <w:b/>
+                <w:sz w:val="18"/>
+                <w:szCs w:val="18"/>
+              </w:rPr>
+            </w:pPr>
+            <w:r>
+              <w:rPr>
+                <w:rFonts w:ascii="Lato" w:hAnsi="Lato"/>
+                <w:b/>
+                <w:sz w:val="18"/>
+                <w:szCs w:val="18"/>
+              </w:rPr>
+              <w:br/>
+            </w:r>
+            <w:r>
+              <w:rPr>
+                <w:rFonts w:ascii="Lato" w:hAnsi="Lato"/>
+                <w:b/>
+                <w:sz w:val="18"/>
+                <w:szCs w:val="18"/>
+              </w:rPr>
+              <w:t xml:space="preserve">ENDEREÇO </w:t>
+            </w:r>
+            <w:r>
+              <w:rPr>
+                <w:rFonts w:ascii="Lato" w:hAnsi="Lato"/>
+                <w:bCs/>
+                <w:i/>
+                <w:iCs/>
+                <w:sz w:val="18"/>
+                <w:szCs w:val="18"/>
+              </w:rPr>
+              <w:t>(</w:t>
+            </w:r>
+            <w:proofErr w:type="spellStart"/>
+            <w:r>
+              <w:rPr>
+                <w:rFonts w:ascii="Lato" w:hAnsi="Lato"/>
+                <w:bCs/>
+                <w:i/>
+                <w:iCs/>
+                <w:sz w:val="18"/>
+                <w:szCs w:val="18"/>
+              </w:rPr>
+              <w:t>Address</w:t>
+            </w:r>
+            <w:proofErr w:type="spellEnd"/>
+            <w:r>
+              <w:rPr>
+                <w:rFonts w:ascii="Lato" w:hAnsi="Lato"/>
+                <w:bCs/>
+                <w:i/>
+                <w:iCs/>
+                <w:sz w:val="18"/>
+                <w:szCs w:val="18"/>
+              </w:rPr>
+              <w:t>)</w:t>
+            </w:r>
+            <w:r>
+              <w:rPr>
+                <w:rFonts w:ascii="Lato" w:hAnsi="Lato"/>
+                <w:b/>
+                <w:sz w:val="18"/>
+                <w:szCs w:val="18"/>
+              </w:rPr>
+              <w:t>:</w:t>
+            </w:r>
+            <w:r>
+              <w:rPr>
+                <w:rFonts w:ascii="Lato" w:hAnsi="Lato"/>
+                <w:b/>
+                <w:sz w:val="18"/>
+                <w:szCs w:val="18"/>
               </w:rPr>
               <w:t xml:space="preserve"> </w:t>
             </w:r>
             <w:r>
               <w:rPr>
                 <w:rFonts w:ascii="Lato" w:hAnsi="Lato"/>
-                <w:sz w:val="18"/>
-                <w:szCs w:val="18"/>
-              </w:rPr>
-              <w:t xml:space="preserve"> SKANDI CHIEFTAIN</w:t>
-            </w:r>
-          </w:p>
-          <w:p>
-            <w:pPr>
-              <w:rPr>
-                <w:rFonts w:ascii="Lato" w:hAnsi="Lato"/>
-                <w:b/>
-                <w:sz w:val="18"/>
-                <w:szCs w:val="18"/>
-                <w:lang w:val="en-CA"/>
-              </w:rPr>
-            </w:pPr>
-          </w:p>
-          <w:p>
-            <w:pPr>
-              <w:rPr>
-                <w:rFonts w:ascii="Lato" w:hAnsi="Lato"/>
-                <w:b/>
-                <w:sz w:val="18"/>
-                <w:szCs w:val="18"/>
-              </w:rPr>
-            </w:pPr>
-            <w:r>
-              <w:rPr>
-                <w:rFonts w:ascii="Lato" w:hAnsi="Lato"/>
-                <w:b/>
-                <w:sz w:val="18"/>
-                <w:szCs w:val="18"/>
-              </w:rPr>
-              <w:t xml:space="preserve">ENDEREÇO </w:t>
-            </w:r>
-            <w:r>
-              <w:rPr>
-                <w:rFonts w:ascii="Lato" w:hAnsi="Lato"/>
-                <w:bCs/>
-                <w:i/>
-                <w:iCs/>
-                <w:sz w:val="18"/>
-                <w:szCs w:val="18"/>
-              </w:rPr>
-              <w:t>(</w:t>
-            </w:r>
-            <w:proofErr w:type="spellStart"/>
-            <w:r>
-              <w:rPr>
-                <w:rFonts w:ascii="Lato" w:hAnsi="Lato"/>
-                <w:bCs/>
-                <w:i/>
-                <w:iCs/>
-                <w:sz w:val="18"/>
-                <w:szCs w:val="18"/>
-              </w:rPr>
-              <w:t>Address</w:t>
-            </w:r>
-            <w:proofErr w:type="spellEnd"/>
-            <w:r>
-              <w:rPr>
-                <w:rFonts w:ascii="Lato" w:hAnsi="Lato"/>
-                <w:bCs/>
-                <w:i/>
-                <w:iCs/>
-                <w:sz w:val="18"/>
-                <w:szCs w:val="18"/>
-              </w:rPr>
-              <w:t>)</w:t>
-            </w:r>
-            <w:r>
-              <w:rPr>
-                <w:rFonts w:ascii="Lato" w:hAnsi="Lato"/>
-                <w:b/>
-                <w:sz w:val="18"/>
-                <w:szCs w:val="18"/>
-              </w:rPr>
-              <w:t xml:space="preserve">:  </w:t>
-            </w:r>
-            <w:r>
-              <w:rPr>
-                <w:rFonts w:ascii="Lato" w:hAnsi="Lato"/>
+                <w:bCs/>
+                <w:sz w:val="18"/>
+                <w:szCs w:val="18"/>
+              </w:rPr>
+              <w:t>“Endereço”</w:t>
+            </w:r>
+            <w:r>
+              <w:rPr>
+                <w:rFonts w:ascii="Lato" w:hAnsi="Lato"/>
+                <w:b/>
                 <w:sz w:val="18"/>
                 <w:szCs w:val="18"/>
               </w:rPr>
@@ -873,7 +938,7 @@
                 <w:sz w:val="18"/>
                 <w:szCs w:val="18"/>
               </w:rPr>
-              <w:t>PORTO DO AÇU</w:t>
+              <w:t xml:space="preserve"> </w:t>
             </w:r>
           </w:p>
         </w:tc>
@@ -933,27 +998,87 @@
                 <w:sz w:val="18"/>
                 <w:szCs w:val="18"/>
               </w:rPr>
-              <w:t xml:space="preserve">): </w:t>
-            </w:r>
-            <w:r>
-              <w:rPr>
-                <w:rFonts w:ascii="Lato" w:hAnsi="Lato"/>
-                <w:sz w:val="18"/>
-                <w:szCs w:val="18"/>
-              </w:rPr>
-              <w:t xml:space="preserve">CINTA </w:t>
-            </w:r>
-            <w:r>
-              <w:rPr>
-                <w:rFonts w:ascii="Lato" w:hAnsi="Lato"/>
-                <w:sz w:val="18"/>
-                <w:szCs w:val="18"/>
-              </w:rPr>
-              <w:t>SLING</w:t>
-            </w:r>
-            <w:r>
-              <w:rPr>
-                <w:rFonts w:ascii="Lato" w:hAnsi="Lato"/>
+              <w:t>):</w:t>
+            </w:r>
+            <w:r>
+              <w:rPr>
+                <w:rFonts w:ascii="Lato" w:hAnsi="Lato"/>
+                <w:i/>
+                <w:sz w:val="18"/>
+                <w:szCs w:val="18"/>
+              </w:rPr>
+              <w:t xml:space="preserve"> “Equipamento”</w:t>
+            </w:r>
+            <w:r>
+              <w:rPr>
+                <w:rFonts w:ascii="Lato" w:hAnsi="Lato"/>
+                <w:i/>
+                <w:sz w:val="18"/>
+                <w:szCs w:val="18"/>
+              </w:rPr>
+              <w:t xml:space="preserve">  </w:t>
+            </w:r>
+          </w:p>
+          <w:p>
+            <w:pPr>
+              <w:rPr>
+                <w:rFonts w:ascii="Lato" w:hAnsi="Lato"/>
+                <w:sz w:val="18"/>
+                <w:szCs w:val="18"/>
+              </w:rPr>
+            </w:pPr>
+          </w:p>
+          <w:p>
+            <w:pPr>
+              <w:rPr>
+                <w:rFonts w:ascii="Lato" w:hAnsi="Lato"/>
+                <w:color w:val="FF0000"/>
+                <w:sz w:val="18"/>
+                <w:szCs w:val="18"/>
+              </w:rPr>
+            </w:pPr>
+            <w:r>
+              <w:rPr>
+                <w:rFonts w:ascii="Lato" w:hAnsi="Lato"/>
+                <w:b/>
+                <w:sz w:val="18"/>
+                <w:szCs w:val="18"/>
+              </w:rPr>
+              <w:t xml:space="preserve">SÉRIE </w:t>
+            </w:r>
+            <w:r>
+              <w:rPr>
+                <w:rFonts w:ascii="Lato" w:hAnsi="Lato"/>
+                <w:i/>
+                <w:sz w:val="18"/>
+                <w:szCs w:val="18"/>
+              </w:rPr>
+              <w:t xml:space="preserve">(Serial </w:t>
+            </w:r>
+            <w:proofErr w:type="spellStart"/>
+            <w:r>
+              <w:rPr>
+                <w:rFonts w:ascii="Lato" w:hAnsi="Lato"/>
+                <w:i/>
+                <w:sz w:val="18"/>
+                <w:szCs w:val="18"/>
+              </w:rPr>
+              <w:t>Number</w:t>
+            </w:r>
+            <w:proofErr w:type="spellEnd"/>
+            <w:r>
+              <w:rPr>
+                <w:rFonts w:ascii="Lato" w:hAnsi="Lato"/>
+                <w:i/>
+                <w:sz w:val="18"/>
+                <w:szCs w:val="18"/>
+              </w:rPr>
+              <w:t>):</w:t>
+            </w:r>
+            <w:r>
+              <w:rPr>
+                <w:rFonts w:ascii="Lato" w:hAnsi="Lato"/>
+                <w:i/>
                 <w:sz w:val="18"/>
                 <w:szCs w:val="18"/>
               </w:rPr>
@@ -962,139 +1087,31 @@
             <w:r>
               <w:rPr>
                 <w:rFonts w:ascii="Lato" w:hAnsi="Lato"/>
-                <w:sz w:val="18"/>
-                <w:szCs w:val="18"/>
-              </w:rPr>
-              <w:t>3</w:t>
-            </w:r>
-            <w:r>
-              <w:rPr>
-                <w:rFonts w:ascii="Lato" w:hAnsi="Lato"/>
+                <w:i/>
+                <w:sz w:val="18"/>
+                <w:szCs w:val="18"/>
+              </w:rPr>
+              <w:t>“</w:t>
+            </w:r>
+            <w:r>
+              <w:rPr>
+                <w:rFonts w:ascii="Lato" w:hAnsi="Lato"/>
+                <w:sz w:val="18"/>
+                <w:szCs w:val="18"/>
+              </w:rPr>
+              <w:t>NS (Número de Série)”</w:t>
+            </w:r>
+            <w:r>
+              <w:rPr>
+                <w:rFonts w:ascii="Lato" w:hAnsi="Lato"/>
+                <w:b/>
                 <w:sz w:val="18"/>
                 <w:szCs w:val="18"/>
               </w:rPr>
               <w:t xml:space="preserve"> </w:t>
             </w:r>
             <w:r>
-              <w:rPr>
-                <w:rFonts w:ascii="Lato" w:hAnsi="Lato"/>
-                <w:sz w:val="18"/>
-                <w:szCs w:val="18"/>
-              </w:rPr>
-              <w:t xml:space="preserve">TON X </w:t>
-            </w:r>
-            <w:r>
-              <w:rPr>
-                <w:rFonts w:ascii="Lato" w:hAnsi="Lato"/>
-                <w:sz w:val="18"/>
-                <w:szCs w:val="18"/>
-              </w:rPr>
-              <w:t>2</w:t>
-            </w:r>
-            <w:r>
-              <w:rPr>
-                <w:rFonts w:ascii="Lato" w:hAnsi="Lato"/>
-                <w:sz w:val="18"/>
-                <w:szCs w:val="18"/>
-              </w:rPr>
               <w:t xml:space="preserve"> </w:t>
-            </w:r>
-            <w:r>
-              <w:rPr>
-                <w:rFonts w:ascii="Lato" w:hAnsi="Lato"/>
-                <w:sz w:val="18"/>
-                <w:szCs w:val="18"/>
-              </w:rPr>
-              <w:t>M</w:t>
-            </w:r>
-            <w:r>
-              <w:rPr>
-                <w:rFonts w:ascii="Lato" w:hAnsi="Lato"/>
-                <w:sz w:val="18"/>
-                <w:szCs w:val="18"/>
-              </w:rPr>
-              <w:t>TS</w:t>
-            </w:r>
-          </w:p>
-          <w:p>
-            <w:pPr>
-              <w:rPr>
-                <w:rFonts w:ascii="Lato" w:hAnsi="Lato"/>
-                <w:sz w:val="18"/>
-                <w:szCs w:val="18"/>
-              </w:rPr>
-            </w:pPr>
-          </w:p>
-          <w:p>
-            <w:pPr>
-              <w:rPr>
-                <w:rFonts w:ascii="Lato" w:hAnsi="Lato"/>
-                <w:color w:val="FF0000"/>
-                <w:sz w:val="18"/>
-                <w:szCs w:val="18"/>
-              </w:rPr>
-            </w:pPr>
-            <w:r>
-              <w:rPr>
-                <w:rFonts w:ascii="Lato" w:hAnsi="Lato"/>
-                <w:b/>
-                <w:sz w:val="18"/>
-                <w:szCs w:val="18"/>
-              </w:rPr>
-              <w:t xml:space="preserve">SÉRIE </w:t>
-            </w:r>
-            <w:r>
-              <w:rPr>
-                <w:rFonts w:ascii="Lato" w:hAnsi="Lato"/>
-                <w:i/>
-                <w:sz w:val="18"/>
-                <w:szCs w:val="18"/>
-              </w:rPr>
-              <w:t xml:space="preserve">(Serial </w:t>
-            </w:r>
-            <w:proofErr w:type="spellStart"/>
-            <w:r>
-              <w:rPr>
-                <w:rFonts w:ascii="Lato" w:hAnsi="Lato"/>
-                <w:i/>
-                <w:sz w:val="18"/>
-                <w:szCs w:val="18"/>
-              </w:rPr>
-              <w:t>Number</w:t>
-            </w:r>
-            <w:proofErr w:type="spellEnd"/>
-            <w:r>
-              <w:rPr>
-                <w:rFonts w:ascii="Lato" w:hAnsi="Lato"/>
-                <w:i/>
-                <w:sz w:val="18"/>
-                <w:szCs w:val="18"/>
-              </w:rPr>
-              <w:t>):</w:t>
-            </w:r>
-            <w:r>
-              <w:rPr>
-                <w:rFonts w:ascii="Lato" w:hAnsi="Lato"/>
-                <w:b/>
-                <w:sz w:val="18"/>
-                <w:szCs w:val="18"/>
-              </w:rPr>
-              <w:t xml:space="preserve"> </w:t>
-            </w:r>
-            <w:r>
-              <w:rPr>
-                <w:color w:val="FF0000"/>
-              </w:rPr>
-              <w:t xml:space="preserve"> </w:t>
-            </w:r>
-            <w:r>
-              <w:rPr>
-                <w:rFonts w:ascii="Lato" w:hAnsi="Lato"/>
-                <w:color w:val="FF0000"/>
-                <w:sz w:val="18"/>
-                <w:szCs w:val="18"/>
-              </w:rPr>
-              <w:t>AST220S/03</w:t>
             </w:r>
           </w:p>
           <w:p>
@@ -1174,25 +1191,52 @@
                 <w:sz w:val="18"/>
                 <w:szCs w:val="18"/>
               </w:rPr>
-              <w:t xml:space="preserve">:  </w:t>
-            </w:r>
-            <w:r>
-              <w:rPr>
-                <w:rFonts w:ascii="Lato" w:hAnsi="Lato"/>
-                <w:color w:val="FF0000"/>
-                <w:sz w:val="18"/>
-                <w:szCs w:val="18"/>
-              </w:rPr>
-              <w:t>02/04</w:t>
-            </w:r>
-            <w:r>
-              <w:rPr>
-                <w:rFonts w:ascii="Lato" w:hAnsi="Lato"/>
-                <w:color w:val="FF0000"/>
-                <w:sz w:val="18"/>
-                <w:szCs w:val="18"/>
-              </w:rPr>
-              <w:t>/2026</w:t>
+              <w:t>:</w:t>
+            </w:r>
+            <w:r>
+              <w:rPr>
+                <w:rFonts w:ascii="Lato" w:hAnsi="Lato"/>
+                <w:b/>
+                <w:sz w:val="18"/>
+                <w:szCs w:val="18"/>
+              </w:rPr>
+              <w:t xml:space="preserve"> “</w:t>
+            </w:r>
+            <w:r>
+              <w:rPr>
+                <w:rFonts w:ascii="Lato" w:hAnsi="Lato"/>
+                <w:bCs/>
+                <w:sz w:val="18"/>
+                <w:szCs w:val="18"/>
+              </w:rPr>
+              <w:t>Data</w:t>
+            </w:r>
+            <w:r>
+              <w:rPr>
+                <w:rFonts w:ascii="Lato" w:hAnsi="Lato"/>
+                <w:bCs/>
+                <w:sz w:val="18"/>
+                <w:szCs w:val="18"/>
+              </w:rPr>
+              <w:t xml:space="preserve"> de Inspeção</w:t>
+            </w:r>
+            <w:r>
+              <w:rPr>
+                <w:rFonts w:ascii="Lato" w:hAnsi="Lato"/>
+                <w:b/>
+                <w:sz w:val="18"/>
+                <w:szCs w:val="18"/>
+              </w:rPr>
+              <w:t>”</w:t>
+            </w:r>
+            <w:r>
+              <w:rPr>
+                <w:rFonts w:ascii="Lato" w:hAnsi="Lato"/>
+                <w:b/>
+                <w:sz w:val="18"/>
+                <w:szCs w:val="18"/>
+              </w:rPr>
+              <w:t xml:space="preserve">  </w:t>
             </w:r>
           </w:p>
         </w:tc>
@@ -1278,25 +1322,43 @@
                 <w:sz w:val="18"/>
                 <w:szCs w:val="18"/>
               </w:rPr>
-              <w:t xml:space="preserve">:  </w:t>
-            </w:r>
-            <w:r>
-              <w:rPr>
-                <w:rFonts w:ascii="Lato" w:hAnsi="Lato"/>
-                <w:color w:val="FF0000"/>
-                <w:sz w:val="18"/>
-                <w:szCs w:val="18"/>
-              </w:rPr>
-              <w:t>02/04</w:t>
-            </w:r>
-            <w:r>
-              <w:rPr>
-                <w:rFonts w:ascii="Lato" w:hAnsi="Lato"/>
-                <w:color w:val="FF0000"/>
-                <w:sz w:val="18"/>
-                <w:szCs w:val="18"/>
-              </w:rPr>
-              <w:t>/2027</w:t>
+              <w:t>:</w:t>
+            </w:r>
+            <w:r>
+              <w:rPr>
+                <w:rFonts w:ascii="Lato" w:hAnsi="Lato"/>
+                <w:b/>
+                <w:sz w:val="18"/>
+                <w:szCs w:val="18"/>
+              </w:rPr>
+              <w:t xml:space="preserve"> “</w:t>
+            </w:r>
+            <w:r>
+              <w:rPr>
+                <w:rFonts w:ascii="Lato" w:hAnsi="Lato"/>
+                <w:bCs/>
+                <w:sz w:val="18"/>
+                <w:szCs w:val="18"/>
+              </w:rPr>
+              <w:t>Data de Validade</w:t>
+            </w:r>
+            <w:r>
+              <w:rPr>
+                <w:rFonts w:ascii="Lato" w:hAnsi="Lato"/>
+                <w:b/>
+                <w:sz w:val="18"/>
+                <w:szCs w:val="18"/>
+              </w:rPr>
+              <w:t>”</w:t>
+            </w:r>
+            <w:r>
+              <w:rPr>
+                <w:rFonts w:ascii="Lato" w:hAnsi="Lato"/>
+                <w:b/>
+                <w:sz w:val="18"/>
+                <w:szCs w:val="18"/>
+              </w:rPr>
+              <w:t xml:space="preserve">  </w:t>
             </w:r>
           </w:p>
         </w:tc>
@@ -1450,34 +1512,27 @@
             <w:r>
               <w:rPr>
                 <w:rFonts w:ascii="Lato" w:hAnsi="Lato"/>
+                <w:b/>
+                <w:sz w:val="18"/>
+                <w:szCs w:val="18"/>
+              </w:rPr>
+              <w:t>“</w:t>
+            </w:r>
+            <w:r>
+              <w:rPr>
+                <w:rFonts w:ascii="Lato" w:hAnsi="Lato"/>
+                <w:sz w:val="18"/>
+                <w:szCs w:val="18"/>
+              </w:rPr>
+              <w:t>Norma”</w:t>
+            </w:r>
+            <w:r>
+              <w:rPr>
+                <w:rFonts w:ascii="Lato" w:hAnsi="Lato"/>
                 <w:sz w:val="18"/>
                 <w:szCs w:val="18"/>
               </w:rPr>
               <w:t xml:space="preserve"> </w:t>
-            </w:r>
-            <w:r>
-              <w:rPr>
-                <w:rFonts w:ascii="Lato" w:hAnsi="Lato"/>
-                <w:sz w:val="18"/>
-                <w:szCs w:val="18"/>
-              </w:rPr>
-              <w:t xml:space="preserve"> </w:t>
-            </w:r>
-            <w:r>
-              <w:rPr>
-                <w:rFonts w:ascii="Lato" w:hAnsi="Lato"/>
-                <w:sz w:val="18"/>
-                <w:szCs w:val="18"/>
-              </w:rPr>
-              <w:t>ABNT NBR 15637-</w:t>
-            </w:r>
-            <w:r>
-              <w:rPr>
-                <w:rFonts w:ascii="Lato" w:hAnsi="Lato"/>
-                <w:sz w:val="18"/>
-                <w:szCs w:val="18"/>
-              </w:rPr>
-              <w:t>1</w:t>
             </w:r>
           </w:p>
         </w:tc>
@@ -1811,31 +1866,7 @@
                 <w:sz w:val="18"/>
                 <w:szCs w:val="18"/>
               </w:rPr>
-              <w:t>2</w:t>
-            </w:r>
-            <w:r>
-              <w:rPr>
-                <w:rFonts w:ascii="Lato" w:hAnsi="Lato"/>
-                <w:sz w:val="18"/>
-                <w:szCs w:val="18"/>
-              </w:rPr>
-              <w:t xml:space="preserve"> </w:t>
-            </w:r>
-            <w:r>
-              <w:rPr>
-                <w:rFonts w:ascii="Lato" w:hAnsi="Lato"/>
-                <w:sz w:val="18"/>
-                <w:szCs w:val="18"/>
-              </w:rPr>
-              <w:t>M</w:t>
-            </w:r>
-            <w:r>
-              <w:rPr>
-                <w:rFonts w:ascii="Lato" w:hAnsi="Lato"/>
-                <w:sz w:val="18"/>
-                <w:szCs w:val="18"/>
-              </w:rPr>
-              <w:t>TS</w:t>
+              <w:t>“Dimensão”</w:t>
             </w:r>
           </w:p>
         </w:tc>
@@ -1940,7 +1971,7 @@
                 <w:sz w:val="18"/>
                 <w:szCs w:val="18"/>
               </w:rPr>
-              <w:t>POLIÉSTER</w:t>
+              <w:t>“Matéria Prima”</w:t>
             </w:r>
           </w:p>
         </w:tc>
@@ -2197,18 +2228,37 @@
             <w:r>
               <w:rPr>
                 <w:rFonts w:ascii="Lato" w:hAnsi="Lato"/>
-                <w:sz w:val="18"/>
-                <w:szCs w:val="18"/>
-              </w:rPr>
-              <w:t>3</w:t>
-            </w:r>
-            <w:r>
-              <w:rPr>
-                <w:rFonts w:ascii="Lato" w:hAnsi="Lato"/>
-                <w:sz w:val="18"/>
-                <w:szCs w:val="18"/>
-              </w:rPr>
-              <w:t>.000 KG</w:t>
+                <w:i/>
+                <w:sz w:val="18"/>
+                <w:szCs w:val="18"/>
+              </w:rPr>
+              <w:t>“</w:t>
+            </w:r>
+            <w:r>
+              <w:rPr>
+                <w:rFonts w:ascii="Lato" w:hAnsi="Lato"/>
+                <w:sz w:val="18"/>
+                <w:szCs w:val="18"/>
+              </w:rPr>
+              <w:t xml:space="preserve">Capacidade </w:t>
+            </w:r>
+            <w:proofErr w:type="gramStart"/>
+            <w:r>
+              <w:rPr>
+                <w:rFonts w:ascii="Lato" w:hAnsi="Lato"/>
+                <w:sz w:val="18"/>
+                <w:szCs w:val="18"/>
+              </w:rPr>
+              <w:t>“ “</w:t>
+            </w:r>
+            <w:proofErr w:type="gramEnd"/>
+            <w:r>
+              <w:rPr>
+                <w:rFonts w:ascii="Lato" w:hAnsi="Lato"/>
+                <w:sz w:val="18"/>
+                <w:szCs w:val="18"/>
+              </w:rPr>
+              <w:t>Unidade”</w:t>
             </w:r>
           </w:p>
         </w:tc>
@@ -2295,17 +2345,17 @@
                 <w:sz w:val="18"/>
                 <w:szCs w:val="18"/>
               </w:rPr>
-              <w:t xml:space="preserve"> 01</w:t>
-            </w:r>
-            <w:r>
-              <w:rPr>
-                <w:rFonts w:ascii="Lato" w:hAnsi="Lato"/>
-                <w:bCs/>
-                <w:iCs/>
-                <w:sz w:val="18"/>
-                <w:szCs w:val="18"/>
-              </w:rPr>
-              <w:t xml:space="preserve"> UNIDADE</w:t>
+              <w:t xml:space="preserve"> </w:t>
+            </w:r>
+            <w:r>
+              <w:rPr>
+                <w:rFonts w:ascii="Lato" w:hAnsi="Lato"/>
+                <w:bCs/>
+                <w:iCs/>
+                <w:sz w:val="18"/>
+                <w:szCs w:val="18"/>
+              </w:rPr>
+              <w:t>“Quantidade”</w:t>
             </w:r>
           </w:p>
         </w:tc>
@@ -2356,12 +2406,13 @@
                 <w:sz w:val="18"/>
                 <w:szCs w:val="18"/>
               </w:rPr>
-              <w:t xml:space="preserve"> (ID Plate): </w:t>
-            </w:r>
-            <w:r>
-              <w:rPr>
-                <w:rFonts w:ascii="Lato" w:hAnsi="Lato"/>
-                <w:bCs/>
+              <w:t xml:space="preserve"> (ID Plate):</w:t>
+            </w:r>
+            <w:r>
+              <w:rPr>
+                <w:rFonts w:ascii="Lato" w:hAnsi="Lato"/>
+                <w:bCs/>
+                <w:i/>
                 <w:iCs/>
                 <w:sz w:val="18"/>
                 <w:szCs w:val="18"/>
@@ -2375,7 +2426,44 @@
                 <w:sz w:val="18"/>
                 <w:szCs w:val="18"/>
               </w:rPr>
-              <w:t>68430204-32</w:t>
+              <w:t>“</w:t>
+            </w:r>
+            <w:r>
+              <w:rPr>
+                <w:rFonts w:ascii="Lato" w:hAnsi="Lato"/>
+                <w:bCs/>
+                <w:sz w:val="18"/>
+                <w:szCs w:val="18"/>
+              </w:rPr>
+              <w:t>Relatório”</w:t>
+            </w:r>
+            <w:r>
+              <w:rPr>
+                <w:rFonts w:ascii="Lato" w:hAnsi="Lato"/>
+                <w:bCs/>
+                <w:sz w:val="18"/>
+                <w:szCs w:val="18"/>
+              </w:rPr>
+              <w:t xml:space="preserve"> </w:t>
+            </w:r>
+            <w:r>
+              <w:rPr>
+                <w:rFonts w:ascii="Lato" w:hAnsi="Lato"/>
+                <w:bCs/>
+                <w:sz w:val="18"/>
+                <w:szCs w:val="18"/>
+              </w:rPr>
+              <w:t xml:space="preserve"> </w:t>
+            </w:r>
+            <w:r>
+              <w:rPr>
+                <w:rFonts w:ascii="Lato" w:hAnsi="Lato"/>
+                <w:bCs/>
+                <w:iCs/>
+                <w:sz w:val="18"/>
+                <w:szCs w:val="18"/>
+              </w:rPr>
+              <w:t xml:space="preserve"> </w:t>
             </w:r>
           </w:p>
         </w:tc>
@@ -2539,7 +2627,25 @@
                 <w:sz w:val="18"/>
                 <w:szCs w:val="18"/>
               </w:rPr>
-              <w:t>N/A</w:t>
+              <w:t>“</w:t>
+            </w:r>
+            <w:proofErr w:type="gramStart"/>
+            <w:r>
+              <w:rPr>
+                <w:rFonts w:ascii="Lato" w:hAnsi="Lato"/>
+                <w:sz w:val="18"/>
+                <w:szCs w:val="18"/>
+              </w:rPr>
+              <w:t>Observações(</w:t>
+            </w:r>
+            <w:proofErr w:type="gramEnd"/>
+            <w:r>
+              <w:rPr>
+                <w:rFonts w:ascii="Lato" w:hAnsi="Lato"/>
+                <w:sz w:val="18"/>
+                <w:szCs w:val="18"/>
+              </w:rPr>
+              <w:t>OBS)”</w:t>
             </w:r>
           </w:p>
         </w:tc>
@@ -2708,16 +2814,45 @@
                 <w:sz w:val="18"/>
                 <w:szCs w:val="18"/>
               </w:rPr>
-              <w:t>BPC-OSTC-</w:t>
-            </w:r>
-            <w:r>
-              <w:rPr>
-                <w:rFonts w:ascii="Lato" w:hAnsi="Lato"/>
-                <w:iCs/>
-                <w:sz w:val="18"/>
-                <w:szCs w:val="18"/>
-              </w:rPr>
-              <w:t>6843</w:t>
+              <w:t>BPC-OSTC</w:t>
+            </w:r>
+            <w:proofErr w:type="gramStart"/>
+            <w:r>
+              <w:rPr>
+                <w:rFonts w:ascii="Lato" w:hAnsi="Lato"/>
+                <w:iCs/>
+                <w:sz w:val="18"/>
+                <w:szCs w:val="18"/>
+              </w:rPr>
+              <w:t>-</w:t>
+            </w:r>
+            <w:r>
+              <w:rPr>
+                <w:rFonts w:ascii="Lato" w:hAnsi="Lato"/>
+                <w:iCs/>
+                <w:sz w:val="18"/>
+                <w:szCs w:val="18"/>
+              </w:rPr>
+              <w:t>“</w:t>
+            </w:r>
+            <w:proofErr w:type="gramEnd"/>
+            <w:r>
+              <w:rPr>
+                <w:rFonts w:ascii="Lato" w:hAnsi="Lato"/>
+                <w:iCs/>
+                <w:sz w:val="18"/>
+                <w:szCs w:val="18"/>
+              </w:rPr>
+              <w:t>O</w:t>
+            </w:r>
+            <w:r>
+              <w:rPr>
+                <w:rFonts w:ascii="Lato" w:hAnsi="Lato"/>
+                <w:iCs/>
+                <w:sz w:val="18"/>
+                <w:szCs w:val="18"/>
+              </w:rPr>
+              <w:t>S”</w:t>
             </w:r>
           </w:p>
         </w:tc>
@@ -2832,16 +2967,18 @@
                 <w:sz w:val="18"/>
                 <w:szCs w:val="18"/>
               </w:rPr>
-              <w:t xml:space="preserve">):  </w:t>
-            </w:r>
-            <w:r>
-              <w:rPr>
-                <w:rFonts w:ascii="Lato" w:hAnsi="Lato"/>
-                <w:bCs/>
-                <w:sz w:val="18"/>
-                <w:szCs w:val="18"/>
-              </w:rPr>
-              <w:t xml:space="preserve"> N/A</w:t>
+              <w:t>):</w:t>
+            </w:r>
+            <w:r>
+              <w:rPr>
+                <w:rFonts w:ascii="Lato" w:hAnsi="Lato"/>
+                <w:bCs/>
+                <w:i/>
+                <w:iCs/>
+                <w:sz w:val="18"/>
+                <w:szCs w:val="18"/>
+              </w:rPr>
+              <w:t xml:space="preserve"> “END”</w:t>
             </w:r>
           </w:p>
         </w:tc>
@@ -3357,6 +3494,17 @@
               <w:rPr>
                 <w:rFonts w:ascii="Lato" w:hAnsi="Lato"/>
                 <w:bCs/>
+                <w:i/>
+                <w:iCs/>
+                <w:sz w:val="18"/>
+                <w:szCs w:val="18"/>
+              </w:rPr>
+              <w:t xml:space="preserve"> </w:t>
+            </w:r>
+            <w:r>
+              <w:rPr>
+                <w:rFonts w:ascii="Lato" w:hAnsi="Lato"/>
+                <w:bCs/>
                 <w:iCs/>
                 <w:sz w:val="18"/>
                 <w:szCs w:val="18"/>
@@ -3468,7 +3616,7 @@
         </w:trPr>
         <w:tc>
           <w:tcPr>
-            <w:tcW w:w="2671" w:type="dxa"/>
+            <w:tcW w:w="2742" w:type="dxa"/>
             <w:gridSpan w:val="2"/>
             <w:tcBorders>
               <w:top w:val="single" w:sz="4" w:space="0" w:color="auto"/>
@@ -3497,19 +3645,18 @@
                 <w:noProof/>
                 <w:sz w:val="18"/>
                 <w:szCs w:val="18"/>
-                <w:lang w:val="pt-BR" w:eastAsia="pt-BR"/>
               </w:rPr>
               <w:drawing>
-                <wp:anchor distT="0" distB="0" distL="114300" distR="114300" simplePos="0" relativeHeight="251664384" behindDoc="1" locked="0" layoutInCell="1" allowOverlap="1" wp14:anchorId="1C62DC0B" wp14:editId="0E2FA458">
+                <wp:anchor distT="0" distB="0" distL="114300" distR="114300" simplePos="0" relativeHeight="251663360" behindDoc="1" locked="0" layoutInCell="1" allowOverlap="1" wp14:anchorId="6F255B5E" wp14:editId="573EABA1">
                   <wp:simplePos x="0" y="0"/>
                   <wp:positionH relativeFrom="column">
-                    <wp:posOffset>197571</wp:posOffset>
+                    <wp:posOffset>205740</wp:posOffset>
                   </wp:positionH>
                   <wp:positionV relativeFrom="paragraph">
-                    <wp:posOffset>-57356</wp:posOffset>
+                    <wp:posOffset>-45085</wp:posOffset>
                   </wp:positionV>
-                  <wp:extent cx="1294988" cy="734647"/>
-                  <wp:effectExtent l="0" t="0" r="635" b="8890"/>
+                  <wp:extent cx="1193800" cy="677243"/>
+                  <wp:effectExtent l="0" t="0" r="6350" b="8890"/>
                   <wp:wrapNone/>
                   <wp:docPr id="4" name="Imagem 4"/>
                   <wp:cNvGraphicFramePr>
@@ -3519,7 +3666,7 @@
                     <a:graphicData uri="http://schemas.openxmlformats.org/drawingml/2006/picture">
                       <pic:pic xmlns:pic="http://schemas.openxmlformats.org/drawingml/2006/picture">
                         <pic:nvPicPr>
-                          <pic:cNvPr id="4" name="WhatsApp Image 2026-04-27 at 13.43.38.jpeg"/>
+                          <pic:cNvPr id="4" name="Imagem 4"/>
                           <pic:cNvPicPr/>
                         </pic:nvPicPr>
                         <pic:blipFill>
@@ -3537,7 +3684,7 @@
                         <pic:spPr>
                           <a:xfrm>
                             <a:off x="0" y="0"/>
-                            <a:ext cx="1294988" cy="734647"/>
+                            <a:ext cx="1193800" cy="677243"/>
                           </a:xfrm>
                           <a:prstGeom prst="rect">
                             <a:avLst/>
@@ -3581,7 +3728,7 @@
         </w:tc>
         <w:tc>
           <w:tcPr>
-            <w:tcW w:w="1380" w:type="dxa"/>
+            <w:tcW w:w="1309" w:type="dxa"/>
             <w:gridSpan w:val="2"/>
             <w:tcBorders>
               <w:top w:val="single" w:sz="4" w:space="0" w:color="auto"/>
@@ -3632,18 +3779,47 @@
             <w:r>
               <w:rPr>
                 <w:rFonts w:ascii="Lato" w:hAnsi="Lato"/>
-                <w:sz w:val="18"/>
-                <w:szCs w:val="18"/>
-              </w:rPr>
-              <w:t>02/04</w:t>
-            </w:r>
-            <w:r>
-              <w:rPr>
-                <w:rFonts w:ascii="Lato" w:hAnsi="Lato"/>
-                <w:sz w:val="18"/>
-                <w:szCs w:val="18"/>
-              </w:rPr>
-              <w:t>/2026</w:t>
+                <w:b/>
+                <w:sz w:val="18"/>
+                <w:szCs w:val="18"/>
+              </w:rPr>
+              <w:t>“</w:t>
+            </w:r>
+            <w:r>
+              <w:rPr>
+                <w:rFonts w:ascii="Lato" w:hAnsi="Lato"/>
+                <w:bCs/>
+                <w:sz w:val="18"/>
+                <w:szCs w:val="18"/>
+              </w:rPr>
+              <w:t>Data de Inspeção</w:t>
+            </w:r>
+            <w:r>
+              <w:rPr>
+                <w:rFonts w:ascii="Lato" w:hAnsi="Lato"/>
+                <w:bCs/>
+                <w:sz w:val="18"/>
+                <w:szCs w:val="18"/>
+              </w:rPr>
+              <w:t xml:space="preserve"> 2</w:t>
+            </w:r>
+            <w:r>
+              <w:rPr>
+                <w:rFonts w:ascii="Lato" w:hAnsi="Lato"/>
+                <w:b/>
+                <w:sz w:val="18"/>
+                <w:szCs w:val="18"/>
+              </w:rPr>
+              <w:t>”</w:t>
+            </w:r>
+            <w:r>
+              <w:rPr>
+                <w:rFonts w:ascii="Lato" w:hAnsi="Lato"/>
+                <w:b/>
+                <w:sz w:val="18"/>
+                <w:szCs w:val="18"/>
+              </w:rPr>
+              <w:t xml:space="preserve">  </w:t>
             </w:r>
           </w:p>
         </w:tc>
@@ -3725,7 +3901,7 @@
         </w:tc>
         <w:tc>
           <w:tcPr>
-            <w:tcW w:w="1238" w:type="dxa"/>
+            <w:tcW w:w="1164" w:type="dxa"/>
             <w:tcBorders>
               <w:top w:val="single" w:sz="4" w:space="0" w:color="auto"/>
               <w:left w:val="single" w:sz="4" w:space="0" w:color="auto"/>
@@ -3739,32 +3915,43 @@
               <w:jc w:val="center"/>
               <w:rPr>
                 <w:rFonts w:ascii="Lato" w:hAnsi="Lato"/>
-                <w:b/>
-                <w:sz w:val="18"/>
-                <w:szCs w:val="18"/>
-              </w:rPr>
-            </w:pPr>
-            <w:r>
-              <w:rPr>
-                <w:rFonts w:ascii="Lato" w:hAnsi="Lato"/>
-                <w:sz w:val="18"/>
-                <w:szCs w:val="18"/>
-              </w:rPr>
-              <w:t>02/04</w:t>
-            </w:r>
-            <w:r>
-              <w:rPr>
-                <w:rFonts w:ascii="Lato" w:hAnsi="Lato"/>
-                <w:sz w:val="18"/>
-                <w:szCs w:val="18"/>
-              </w:rPr>
-              <w:t>/2026</w:t>
+                <w:bCs/>
+                <w:sz w:val="18"/>
+                <w:szCs w:val="18"/>
+              </w:rPr>
+            </w:pPr>
+            <w:r>
+              <w:rPr>
+                <w:rFonts w:ascii="Lato" w:hAnsi="Lato"/>
+                <w:bCs/>
+                <w:sz w:val="18"/>
+                <w:szCs w:val="18"/>
+              </w:rPr>
+              <w:t>“Data de Inspeção</w:t>
+            </w:r>
+            <w:r>
+              <w:rPr>
+                <w:rFonts w:ascii="Lato" w:hAnsi="Lato"/>
+                <w:bCs/>
+                <w:sz w:val="18"/>
+                <w:szCs w:val="18"/>
+              </w:rPr>
+              <w:t xml:space="preserve"> 2</w:t>
+            </w:r>
+            <w:r>
+              <w:rPr>
+                <w:rFonts w:ascii="Lato" w:hAnsi="Lato"/>
+                <w:bCs/>
+                <w:sz w:val="18"/>
+                <w:szCs w:val="18"/>
+              </w:rPr>
+              <w:t xml:space="preserve">”  </w:t>
             </w:r>
           </w:p>
         </w:tc>
         <w:tc>
           <w:tcPr>
-            <w:tcW w:w="2693" w:type="dxa"/>
+            <w:tcW w:w="2767" w:type="dxa"/>
             <w:tcBorders>
               <w:top w:val="single" w:sz="4" w:space="0" w:color="auto"/>
               <w:left w:val="single" w:sz="4" w:space="0" w:color="auto"/>
@@ -3789,19 +3976,18 @@
                 <w:noProof/>
                 <w:sz w:val="18"/>
                 <w:szCs w:val="18"/>
-                <w:lang w:eastAsia="pt-BR"/>
               </w:rPr>
               <w:drawing>
-                <wp:anchor distT="0" distB="0" distL="114300" distR="114300" simplePos="0" relativeHeight="251665408" behindDoc="1" locked="0" layoutInCell="1" allowOverlap="1" wp14:anchorId="05FD8FA3" wp14:editId="146978AA">
+                <wp:anchor distT="0" distB="0" distL="114300" distR="114300" simplePos="0" relativeHeight="251664384" behindDoc="1" locked="0" layoutInCell="1" allowOverlap="1" wp14:anchorId="44EA96BC" wp14:editId="4DB556D0">
                   <wp:simplePos x="0" y="0"/>
                   <wp:positionH relativeFrom="column">
-                    <wp:posOffset>178074</wp:posOffset>
+                    <wp:posOffset>184150</wp:posOffset>
                   </wp:positionH>
                   <wp:positionV relativeFrom="paragraph">
-                    <wp:posOffset>31578</wp:posOffset>
+                    <wp:posOffset>-22860</wp:posOffset>
                   </wp:positionV>
-                  <wp:extent cx="1181306" cy="535315"/>
-                  <wp:effectExtent l="0" t="0" r="0" b="0"/>
+                  <wp:extent cx="1327150" cy="601406"/>
+                  <wp:effectExtent l="0" t="0" r="6350" b="8255"/>
                   <wp:wrapNone/>
                   <wp:docPr id="6" name="Imagem 6"/>
                   <wp:cNvGraphicFramePr>
@@ -3811,7 +3997,7 @@
                     <a:graphicData uri="http://schemas.openxmlformats.org/drawingml/2006/picture">
                       <pic:pic xmlns:pic="http://schemas.openxmlformats.org/drawingml/2006/picture">
                         <pic:nvPicPr>
-                          <pic:cNvPr id="6" name="WhatsApp Image 2025-12-29 at 16.55.33.jpeg"/>
+                          <pic:cNvPr id="6" name="Imagem 6"/>
                           <pic:cNvPicPr/>
                         </pic:nvPicPr>
                         <pic:blipFill>
@@ -3829,7 +4015,7 @@
                         <pic:spPr>
                           <a:xfrm>
                             <a:off x="0" y="0"/>
-                            <a:ext cx="1181306" cy="535315"/>
+                            <a:ext cx="1327150" cy="601406"/>
                           </a:xfrm>
                           <a:prstGeom prst="rect">
                             <a:avLst/>
@@ -3856,7 +4042,7 @@
         </w:trPr>
         <w:tc>
           <w:tcPr>
-            <w:tcW w:w="2671" w:type="dxa"/>
+            <w:tcW w:w="2742" w:type="dxa"/>
             <w:gridSpan w:val="2"/>
             <w:tcBorders>
               <w:top w:val="single" w:sz="4" w:space="0" w:color="auto"/>
@@ -3929,7 +4115,7 @@
         </w:tc>
         <w:tc>
           <w:tcPr>
-            <w:tcW w:w="1380" w:type="dxa"/>
+            <w:tcW w:w="1309" w:type="dxa"/>
             <w:gridSpan w:val="2"/>
             <w:tcBorders>
               <w:top w:val="single" w:sz="4" w:space="0" w:color="auto"/>
@@ -4122,7 +4308,7 @@
         </w:tc>
         <w:tc>
           <w:tcPr>
-            <w:tcW w:w="1238" w:type="dxa"/>
+            <w:tcW w:w="1164" w:type="dxa"/>
             <w:tcBorders>
               <w:top w:val="single" w:sz="4" w:space="0" w:color="auto"/>
               <w:left w:val="single" w:sz="4" w:space="0" w:color="auto"/>
@@ -4192,7 +4378,7 @@
         </w:tc>
         <w:tc>
           <w:tcPr>
-            <w:tcW w:w="2693" w:type="dxa"/>
+            <w:tcW w:w="2767" w:type="dxa"/>
             <w:tcBorders>
               <w:top w:val="single" w:sz="4" w:space="0" w:color="auto"/>
               <w:left w:val="single" w:sz="4" w:space="0" w:color="auto"/>
@@ -4800,6 +4986,7 @@
     <w:lsdException w:name="HTML Sample" w:semiHidden="1" w:unhideWhenUsed="1"/>
     <w:lsdException w:name="HTML Typewriter" w:semiHidden="1" w:unhideWhenUsed="1"/>
     <w:lsdException w:name="HTML Variable" w:semiHidden="1" w:unhideWhenUsed="1"/>
+    <w:lsdException w:name="Normal Table" w:semiHidden="1" w:unhideWhenUsed="1"/>
     <w:lsdException w:name="annotation subject" w:semiHidden="1" w:unhideWhenUsed="1"/>
     <w:lsdException w:name="No List" w:semiHidden="1" w:unhideWhenUsed="1"/>
     <w:lsdException w:name="Outline List 1" w:semiHidden="1" w:unhideWhenUsed="1"/>
@@ -4842,8 +5029,11 @@
     <w:lsdException w:name="Table Contemporary" w:semiHidden="1" w:unhideWhenUsed="1"/>
     <w:lsdException w:name="Table Elegant" w:semiHidden="1" w:unhideWhenUsed="1"/>
     <w:lsdException w:name="Table Professional" w:semiHidden="1" w:unhideWhenUsed="1"/>
+    <w:lsdException w:name="Table Subtle 1" w:semiHidden="1" w:unhideWhenUsed="1"/>
     <w:lsdException w:name="Table Subtle 2" w:semiHidden="1" w:unhideWhenUsed="1"/>
     <w:lsdException w:name="Table Web 1" w:semiHidden="1" w:unhideWhenUsed="1"/>
+    <w:lsdException w:name="Table Web 2" w:semiHidden="1" w:unhideWhenUsed="1"/>
+    <w:lsdException w:name="Table Web 3" w:semiHidden="1" w:unhideWhenUsed="1"/>
     <w:lsdException w:name="Balloon Text" w:semiHidden="1" w:unhideWhenUsed="1"/>
     <w:lsdException w:name="Table Grid" w:uiPriority="39"/>
     <w:lsdException w:name="Table Theme" w:semiHidden="1" w:unhideWhenUsed="1"/>
@@ -5685,7 +5875,7 @@
 </file>
 
 <file path=customXml/itemProps1.xml><?xml version="1.0" encoding="utf-8"?>
-<ds:datastoreItem xmlns:ds="http://schemas.openxmlformats.org/officeDocument/2006/customXml" ds:itemID="{BBC9644F-1F1A-4479-AF1F-D3824B24C243}">
+<ds:datastoreItem xmlns:ds="http://schemas.openxmlformats.org/officeDocument/2006/customXml" ds:itemID="{8797BEED-B21A-4B99-9A76-1E45075187CD}">
   <ds:schemaRefs>
     <ds:schemaRef ds:uri="http://schemas.openxmlformats.org/officeDocument/2006/bibliography"/>
   </ds:schemaRefs>
